--- a/КПП/Том СКУД КПП/АОСР 2-СКУД-КПП.docx
+++ b/КПП/Том СКУД КПП/АОСР 2-СКУД-КПП.docx
@@ -3047,7 +3047,7 @@
                 <w:i/>
                 <w:iCs/>
               </w:rPr>
-              <w:t xml:space="preserve">Прокладка кабельных линий СКУД</w:t>
+              <w:t xml:space="preserve">Прокладка кабельных линий</w:t>
             </w:r>
           </w:p>
         </w:tc>
@@ -3089,7 +3089,7 @@
                 <w:i/>
                 <w:iCs/>
               </w:rPr>
-              <w:t xml:space="preserve">(здание КПП).</w:t>
+              <w:t xml:space="preserve"/>
             </w:r>
           </w:p>
         </w:tc>
@@ -3261,7 +3261,7 @@
                 <w:iCs/>
               </w:rPr>
               <w:lastRenderedPageBreak/>
-              <w:t xml:space="preserve">лист 4. Разработчик ООО «АльтЭн», разработал Иванчук М.В.</w:t>
+              <w:t xml:space="preserve">лист 4. Разработчик — ООО «АльтЭн», ОГРН 1024000944098, ИНН 4025062969.</w:t>
             </w:r>
           </w:p>
         </w:tc>
@@ -3404,7 +3404,7 @@
                 <w:i/>
                 <w:iCs/>
               </w:rPr>
-              <w:t xml:space="preserve">Кабель КПСнг(А)-FRHF 1×2×0,75, ООО «ТД «Технокабель-НН» — 7 м (сертификат соответствия — реестр, поз. 4);</w:t>
+              <w:t xml:space="preserve">Кабель КПСнг(А)-FRHF 1×2×0,75 — сертификат соответствия № ЕАЭС RU C-RU.АЮ64.В.00884/26 от 15.07.2026 (реестр, поз. 4);</w:t>
             </w:r>
           </w:p>
         </w:tc>
@@ -3446,7 +3446,7 @@
                 <w:i/>
                 <w:iCs/>
               </w:rPr>
-              <w:t xml:space="preserve">Кабель витая пара ParLan U/UTP Cat 5e 4×2×0,52 PVC, «Паритет» — 228 м (документ о качестве — реестр, поз. 5);</w:t>
+              <w:t xml:space="preserve">Кабель витая пара ParLan U/UTP Cat 5e 4×2×0,52 PVC — сертификат соответствия № ЕАЭС RU C-RU.АЮ64.В.00680/25 от 17.01.2025 (реестр, поз. 5); сертификат соответствия № RU C-RU.АЮ64.В.00546/24 от 17.12.2024 (реестр, поз. 6);</w:t>
             </w:r>
           </w:p>
         </w:tc>
@@ -3488,7 +3488,7 @@
                 <w:i/>
                 <w:iCs/>
               </w:rPr>
-              <w:t xml:space="preserve">Провод ПВС 3×2,5, РЭК / Prysmian — 40 м (документ о качестве — реестр, поз. 6);</w:t>
+              <w:t xml:space="preserve">Провод ПВС 3×2,5 — сертификат соответствия № ЕАЭС RU C-RU.АЯ04.В.00727/23 от 18.04.2023 (реестр, поз. 7);</w:t>
             </w:r>
           </w:p>
         </w:tc>
@@ -3530,7 +3530,7 @@
                 <w:i/>
                 <w:iCs/>
               </w:rPr>
-              <w:t xml:space="preserve">Провод ПВС 3×1,5, РЭК / Prysmian — 40 м (документ о качестве — реестр, поз. 7);</w:t>
+              <w:t xml:space="preserve">Провод ПВС 3×1,5 — сертификат соответствия № ЕАЭС RU C-RU.АЯ04.В.00727/23 от 18.04.2023 (реестр, поз. 8);</w:t>
             </w:r>
           </w:p>
         </w:tc>
@@ -3572,7 +3572,7 @@
                 <w:i/>
                 <w:iCs/>
               </w:rPr>
-              <w:t xml:space="preserve">Кабель ВВГнг(А)-FRLS 3×2,5 0,66 кВ, ЭлПром — 50 м (документ о качестве — реестр, поз. 8);</w:t>
+              <w:t xml:space="preserve">Кабель ВВГнг(А)-FRLS 3×2,5 0,66 кВ — сертификат соответствия № ЕАЭС RU C-RU.АГ67.В.00131/21 от 24.12.2021 (реестр, поз. 9);</w:t>
             </w:r>
           </w:p>
         </w:tc>
@@ -3614,7 +3614,7 @@
                 <w:i/>
                 <w:iCs/>
               </w:rPr>
-              <w:t xml:space="preserve">Труба гофрированная ПВХ серая с/з d20 мм «Строитель», арт. PR.032000, «Промрукав» (ООО «НЕПТУН») — 250 м (сертификат соответствия — реестр, поз. 9);</w:t>
+              <w:t xml:space="preserve">Труба гофрированная ПВХ серая с/з d20 мм «Строитель», арт. PR.032000 — сертификат соответствия № ЕАЭС RU C-RU.ПБ74.В.00766/23 от 30.08.2023 (реестр, поз. 10); паспорт изготовителя (реестр, поз. 11);</w:t>
             </w:r>
           </w:p>
         </w:tc>
@@ -3656,49 +3656,7 @@
                 <w:i/>
                 <w:iCs/>
               </w:rPr>
-              <w:t xml:space="preserve">Скоба металлическая однолапковая СМО 19-20, арт. PR08.2534, «Промрукав» — 500 шт. (паспорт — реестр, поз. 10).</w:t>
-            </w:r>
-          </w:p>
-        </w:tc>
-      </w:tr>
-      <w:tr>
-        <w:tblPrEx>
-          <w:tblCellMar>
-            <w:top w:w="0" w:type="dxa"/>
-            <w:bottom w:w="0" w:type="dxa"/>
-          </w:tblCellMar>
-        </w:tblPrEx>
-        <w:trPr>
-          <w:gridAfter w:val="1"/>
-          <w:wAfter w:w="349" w:type="dxa"/>
-          <w:cantSplit/>
-          <w:trHeight w:val="235"/>
-        </w:trPr>
-        <w:tc>
-          <w:tcPr>
-            <w:tcW w:w="9851" w:type="dxa"/>
-            <w:gridSpan w:val="19"/>
-            <w:tcBorders>
-              <w:top w:val="none" w:sz="0" w:space="0" w:color="FFFFFF"/>
-              <w:left w:val="none" w:sz="0" w:space="0" w:color="FFFFFF"/>
-              <w:bottom w:val="single" w:sz="4" w:space="0" w:color="000000"/>
-              <w:right w:val="none" w:sz="0" w:space="0" w:color="FFFFFF"/>
-            </w:tcBorders>
-            <w:tcMar>
-              <w:top w:w="0" w:type="dxa"/>
-              <w:left w:w="28" w:type="dxa"/>
-              <w:bottom w:w="0" w:type="dxa"/>
-              <w:right w:w="28" w:type="dxa"/>
-            </w:tcMar>
-            <w:vAlign w:val="bottom"/>
-          </w:tcPr>
-          <w:p>
-            <w:r>
-              <w:rPr>
-                <w:i/>
-                <w:iCs/>
-              </w:rPr>
-              <w:t xml:space="preserve">Реквизиты документов (сертификатов, паспортов, писем) — в Реестре документов о качестве (том СКУД, здание КПП), являющемся неотъемлемой частью настоящего акта (приложение 1).</w:t>
+              <w:t xml:space="preserve">Скоба металлическая однолапковая СМО 19-20, арт. PR08.2534 — паспорт изготовителя (реестр, поз. 12).</w:t>
             </w:r>
           </w:p>
         </w:tc>
@@ -3877,7 +3835,7 @@
                 <w:i/>
                 <w:iCs/>
               </w:rPr>
-              <w:t xml:space="preserve">Исполнительная схема 16/1/26-ИД-КПП, лист 3;</w:t>
+              <w:t xml:space="preserve">Исполнительная схема 16/1/26-СКУД-ИД-КПП, лист 2;</w:t>
             </w:r>
           </w:p>
         </w:tc>
@@ -3919,7 +3877,7 @@
                 <w:i/>
                 <w:iCs/>
               </w:rPr>
-              <w:t xml:space="preserve">кабельный журнал 16/1/26-ИД-КПП.КЖ (раздел СКУД).</w:t>
+              <w:t xml:space="preserve">кабельный журнал 16/1/26-СКУД-ИД-КПП.КЖ.</w:t>
             </w:r>
           </w:p>
         </w:tc>
@@ -4637,7 +4595,7 @@
                 <w:i/>
                 <w:iCs/>
               </w:rPr>
-              <w:t xml:space="preserve">СП 76.13330.2016; ПУЭ (7-е изд.), гл. 2.1;</w:t>
+              <w:t xml:space="preserve">СП 76.13330.2016, п. 6.3.1; ПУЭ (7-е изд.), гл. 2.1;</w:t>
             </w:r>
           </w:p>
         </w:tc>
@@ -4822,7 +4780,7 @@
                 <w:i/>
                 <w:iCs/>
               </w:rPr>
-              <w:t xml:space="preserve">Герметизация кабельных проходок (акт № 1-СКУД-КПП); монтаж и подключение оборудования СКУД.</w:t>
+              <w:t xml:space="preserve">Герметизация кабельных проходок; монтаж и подключение оборудования СКУД.</w:t>
             </w:r>
           </w:p>
         </w:tc>
@@ -5298,7 +5256,7 @@
                 <w:i/>
                 <w:iCs/>
               </w:rPr>
-              <w:t xml:space="preserve">Исполнительная схема 16/1/26-ИД-КПП, лист 3.</w:t>
+              <w:t xml:space="preserve">Исполнительная схема 16/1/26-СКУД-ИД-КПП, лист 2.</w:t>
             </w:r>
           </w:p>
         </w:tc>
@@ -5367,7 +5325,7 @@
                 <w:i/>
                 <w:iCs/>
               </w:rPr>
-              <w:t xml:space="preserve">Кабельный журнал 16/1/26-ИД-КПП.КЖ (раздел СКУД).</w:t>
+              <w:t xml:space="preserve">Кабельный журнал 16/1/26-СКУД-ИД-КПП.КЖ.</w:t>
             </w:r>
           </w:p>
         </w:tc>
